--- a/SOC2/CSW-SOC2-Reference-Design.docx
+++ b/SOC2/CSW-SOC2-Reference-Design.docx
@@ -37,13 +37,13 @@
         <w:t xml:space="preserve">Cisco Secure Workload — SOC 2 Compliance Framework</w:t>
       </w:r>
     </w:p>
-    <w:bookmarkStart w:id="9" w:name="technical-runbook--enterprise-accounts"/>
+    <w:bookmarkStart w:id="9" w:name="reference-design--enterprise-accounts"/>
     <w:p>
       <w:pPr>
         <w:pStyle w:val="Heading2"/>
       </w:pPr>
       <w:r>
-        <w:t xml:space="preserve">Technical Runbook | Enterprise Accounts</w:t>
+        <w:t xml:space="preserve">Reference Design | Enterprise Accounts</w:t>
       </w:r>
     </w:p>
     <w:p>
@@ -136,7 +136,7 @@
           <w:b/>
           <w:bCs/>
         </w:rPr>
-        <w:t xml:space="preserve">Questions this runbook helps you answer:</w:t>
+        <w:t xml:space="preserve">Questions this reference design helps you answer:</w:t>
       </w:r>
     </w:p>
     <w:p>
